--- a/docx/project design phase/Problem – Solution (1).docx
+++ b/docx/project design phase/Problem – Solution (1).docx
@@ -90,12 +90,6 @@
             <w:insideH w:val="single" w:color="000000" w:sz="4" w:space="0"/>
             <w:insideV w:val="single" w:color="000000" w:sz="4" w:space="0"/>
           </w:tblBorders>
-          <w:tblCellMar>
-            <w:top w:w="0" w:type="dxa"/>
-            <w:left w:w="108" w:type="dxa"/>
-            <w:bottom w:w="0" w:type="dxa"/>
-            <w:right w:w="108" w:type="dxa"/>
-          </w:tblCellMar>
         </w:tblPrEx>
         <w:tc>
           <w:p>
@@ -128,7 +122,16 @@
                 <w:rFonts w:hint="default" w:ascii="Calibri" w:hAnsi="Calibri" w:eastAsia="Calibri" w:cs="Calibri"/>
                 <w:lang w:val="en-US"/>
               </w:rPr>
-              <w:t>17/10/2026</w:t>
+              <w:t>21</w:t>
+            </w:r>
+            <w:bookmarkStart w:id="2" w:name="_GoBack"/>
+            <w:bookmarkEnd w:id="2"/>
+            <w:r>
+              <w:rPr>
+                <w:rFonts w:hint="default" w:ascii="Calibri" w:hAnsi="Calibri" w:eastAsia="Calibri" w:cs="Calibri"/>
+                <w:lang w:val="en-US"/>
+              </w:rPr>
+              <w:t>/10/2026</w:t>
             </w:r>
           </w:p>
         </w:tc>
@@ -870,6 +873,7 @@
     </w:p>
     <w:tbl>
       <w:tblPr>
+        <w:tblStyle w:val="9"/>
         <w:tblW w:w="0" w:type="auto"/>
         <w:tblCellSpacing w:w="15" w:type="dxa"/>
         <w:tblInd w:w="0" w:type="dxa"/>
@@ -881,7 +885,7 @@
           <w:insideH w:val="none" w:color="auto" w:sz="0" w:space="0"/>
           <w:insideV w:val="none" w:color="auto" w:sz="0" w:space="0"/>
         </w:tblBorders>
-        <w:shd w:val="clear"/>
+        <w:shd w:val="clear" w:color="auto" w:fill="auto"/>
         <w:tblLayout w:type="autofit"/>
         <w:tblCellMar>
           <w:top w:w="15" w:type="dxa"/>
@@ -904,7 +908,7 @@
             <w:insideH w:val="none" w:color="auto" w:sz="0" w:space="0"/>
             <w:insideV w:val="none" w:color="auto" w:sz="0" w:space="0"/>
           </w:tblBorders>
-          <w:shd w:val="clear"/>
+          <w:shd w:val="clear" w:color="auto" w:fill="auto"/>
           <w:tblCellMar>
             <w:top w:w="15" w:type="dxa"/>
             <w:left w:w="15" w:type="dxa"/>
@@ -918,7 +922,7 @@
         <w:tc>
           <w:tcPr>
             <w:tcW w:w="0" w:type="auto"/>
-            <w:shd w:val="clear"/>
+            <w:shd w:val="clear" w:color="auto" w:fill="auto"/>
             <w:vAlign w:val="center"/>
           </w:tcPr>
           <w:p>
@@ -952,7 +956,7 @@
         <w:tc>
           <w:tcPr>
             <w:tcW w:w="0" w:type="auto"/>
-            <w:shd w:val="clear"/>
+            <w:shd w:val="clear" w:color="auto" w:fill="auto"/>
             <w:vAlign w:val="center"/>
           </w:tcPr>
           <w:p>
@@ -994,7 +998,7 @@
             <w:insideH w:val="none" w:color="auto" w:sz="0" w:space="0"/>
             <w:insideV w:val="none" w:color="auto" w:sz="0" w:space="0"/>
           </w:tblBorders>
-          <w:shd w:val="clear"/>
+          <w:shd w:val="clear" w:color="auto" w:fill="auto"/>
           <w:tblCellMar>
             <w:top w:w="15" w:type="dxa"/>
             <w:left w:w="15" w:type="dxa"/>
@@ -1008,7 +1012,7 @@
         <w:tc>
           <w:tcPr>
             <w:tcW w:w="0" w:type="auto"/>
-            <w:shd w:val="clear"/>
+            <w:shd w:val="clear" w:color="auto" w:fill="auto"/>
             <w:vAlign w:val="center"/>
           </w:tcPr>
           <w:p>
@@ -1039,7 +1043,7 @@
         <w:tc>
           <w:tcPr>
             <w:tcW w:w="0" w:type="auto"/>
-            <w:shd w:val="clear"/>
+            <w:shd w:val="clear" w:color="auto" w:fill="auto"/>
             <w:vAlign w:val="center"/>
           </w:tcPr>
           <w:p>
@@ -1078,7 +1082,7 @@
             <w:insideH w:val="none" w:color="auto" w:sz="0" w:space="0"/>
             <w:insideV w:val="none" w:color="auto" w:sz="0" w:space="0"/>
           </w:tblBorders>
-          <w:shd w:val="clear"/>
+          <w:shd w:val="clear" w:color="auto" w:fill="auto"/>
           <w:tblCellMar>
             <w:top w:w="15" w:type="dxa"/>
             <w:left w:w="15" w:type="dxa"/>
@@ -1092,7 +1096,7 @@
         <w:tc>
           <w:tcPr>
             <w:tcW w:w="0" w:type="auto"/>
-            <w:shd w:val="clear"/>
+            <w:shd w:val="clear" w:color="auto" w:fill="auto"/>
             <w:vAlign w:val="center"/>
           </w:tcPr>
           <w:p>
@@ -1123,7 +1127,7 @@
         <w:tc>
           <w:tcPr>
             <w:tcW w:w="0" w:type="auto"/>
-            <w:shd w:val="clear"/>
+            <w:shd w:val="clear" w:color="auto" w:fill="auto"/>
             <w:vAlign w:val="center"/>
           </w:tcPr>
           <w:p>
@@ -1162,6 +1166,7 @@
             <w:insideH w:val="none" w:color="auto" w:sz="0" w:space="0"/>
             <w:insideV w:val="none" w:color="auto" w:sz="0" w:space="0"/>
           </w:tblBorders>
+          <w:shd w:val="clear" w:color="auto" w:fill="auto"/>
           <w:tblCellMar>
             <w:top w:w="15" w:type="dxa"/>
             <w:left w:w="15" w:type="dxa"/>
@@ -1175,7 +1180,7 @@
         <w:tc>
           <w:tcPr>
             <w:tcW w:w="0" w:type="auto"/>
-            <w:shd w:val="clear"/>
+            <w:shd w:val="clear" w:color="auto" w:fill="auto"/>
             <w:vAlign w:val="center"/>
           </w:tcPr>
           <w:p>
@@ -1206,7 +1211,7 @@
         <w:tc>
           <w:tcPr>
             <w:tcW w:w="0" w:type="auto"/>
-            <w:shd w:val="clear"/>
+            <w:shd w:val="clear" w:color="auto" w:fill="auto"/>
             <w:vAlign w:val="center"/>
           </w:tcPr>
           <w:p>
@@ -1245,6 +1250,7 @@
             <w:insideH w:val="none" w:color="auto" w:sz="0" w:space="0"/>
             <w:insideV w:val="none" w:color="auto" w:sz="0" w:space="0"/>
           </w:tblBorders>
+          <w:shd w:val="clear" w:color="auto" w:fill="auto"/>
           <w:tblCellMar>
             <w:top w:w="15" w:type="dxa"/>
             <w:left w:w="15" w:type="dxa"/>
@@ -1258,7 +1264,7 @@
         <w:tc>
           <w:tcPr>
             <w:tcW w:w="0" w:type="auto"/>
-            <w:shd w:val="clear"/>
+            <w:shd w:val="clear" w:color="auto" w:fill="auto"/>
             <w:vAlign w:val="center"/>
           </w:tcPr>
           <w:p>
@@ -1289,7 +1295,7 @@
         <w:tc>
           <w:tcPr>
             <w:tcW w:w="0" w:type="auto"/>
-            <w:shd w:val="clear"/>
+            <w:shd w:val="clear" w:color="auto" w:fill="auto"/>
             <w:vAlign w:val="center"/>
           </w:tcPr>
           <w:p>
@@ -1328,6 +1334,7 @@
             <w:insideH w:val="none" w:color="auto" w:sz="0" w:space="0"/>
             <w:insideV w:val="none" w:color="auto" w:sz="0" w:space="0"/>
           </w:tblBorders>
+          <w:shd w:val="clear" w:color="auto" w:fill="auto"/>
           <w:tblCellMar>
             <w:top w:w="15" w:type="dxa"/>
             <w:left w:w="15" w:type="dxa"/>
@@ -1341,7 +1348,7 @@
         <w:tc>
           <w:tcPr>
             <w:tcW w:w="0" w:type="auto"/>
-            <w:shd w:val="clear"/>
+            <w:shd w:val="clear" w:color="auto" w:fill="auto"/>
             <w:vAlign w:val="center"/>
           </w:tcPr>
           <w:p>
@@ -1372,7 +1379,7 @@
         <w:tc>
           <w:tcPr>
             <w:tcW w:w="0" w:type="auto"/>
-            <w:shd w:val="clear"/>
+            <w:shd w:val="clear" w:color="auto" w:fill="auto"/>
             <w:vAlign w:val="center"/>
           </w:tcPr>
           <w:p>
@@ -1411,7 +1418,7 @@
             <w:insideH w:val="none" w:color="auto" w:sz="0" w:space="0"/>
             <w:insideV w:val="none" w:color="auto" w:sz="0" w:space="0"/>
           </w:tblBorders>
-          <w:shd w:val="clear"/>
+          <w:shd w:val="clear" w:color="auto" w:fill="auto"/>
           <w:tblCellMar>
             <w:top w:w="15" w:type="dxa"/>
             <w:left w:w="15" w:type="dxa"/>
@@ -1425,7 +1432,7 @@
         <w:tc>
           <w:tcPr>
             <w:tcW w:w="0" w:type="auto"/>
-            <w:shd w:val="clear"/>
+            <w:shd w:val="clear" w:color="auto" w:fill="auto"/>
             <w:vAlign w:val="center"/>
           </w:tcPr>
           <w:p>
@@ -1456,7 +1463,7 @@
         <w:tc>
           <w:tcPr>
             <w:tcW w:w="0" w:type="auto"/>
-            <w:shd w:val="clear"/>
+            <w:shd w:val="clear" w:color="auto" w:fill="auto"/>
             <w:vAlign w:val="center"/>
           </w:tcPr>
           <w:p>
@@ -1495,7 +1502,7 @@
             <w:insideH w:val="none" w:color="auto" w:sz="0" w:space="0"/>
             <w:insideV w:val="none" w:color="auto" w:sz="0" w:space="0"/>
           </w:tblBorders>
-          <w:shd w:val="clear"/>
+          <w:shd w:val="clear" w:color="auto" w:fill="auto"/>
           <w:tblCellMar>
             <w:top w:w="15" w:type="dxa"/>
             <w:left w:w="15" w:type="dxa"/>
@@ -1509,7 +1516,7 @@
         <w:tc>
           <w:tcPr>
             <w:tcW w:w="0" w:type="auto"/>
-            <w:shd w:val="clear"/>
+            <w:shd w:val="clear" w:color="auto" w:fill="auto"/>
             <w:vAlign w:val="center"/>
           </w:tcPr>
           <w:p>
@@ -1540,7 +1547,7 @@
         <w:tc>
           <w:tcPr>
             <w:tcW w:w="0" w:type="auto"/>
-            <w:shd w:val="clear"/>
+            <w:shd w:val="clear" w:color="auto" w:fill="auto"/>
             <w:vAlign w:val="center"/>
           </w:tcPr>
           <w:p>
@@ -1795,10 +1802,7 @@
         </w:rPr>
       </w:pPr>
     </w:p>
-    <w:p>
-      <w:bookmarkStart w:id="2" w:name="_GoBack"/>
-      <w:bookmarkEnd w:id="2"/>
-    </w:p>
+    <w:p/>
     <w:sectPr>
       <w:pgSz w:w="11909" w:h="16834"/>
       <w:pgMar w:top="1440" w:right="1440" w:bottom="1440" w:left="1440" w:header="720" w:footer="720" w:gutter="0"/>
@@ -1904,7 +1908,7 @@
     <w:lsdException w:qFormat="1" w:unhideWhenUsed="0" w:uiPriority="0" w:semiHidden="0" w:name="heading 3"/>
     <w:lsdException w:qFormat="1" w:unhideWhenUsed="0" w:uiPriority="0" w:semiHidden="0" w:name="heading 4"/>
     <w:lsdException w:qFormat="1" w:unhideWhenUsed="0" w:uiPriority="0" w:semiHidden="0" w:name="heading 5"/>
-    <w:lsdException w:unhideWhenUsed="0" w:uiPriority="0" w:semiHidden="0" w:name="heading 6"/>
+    <w:lsdException w:qFormat="1" w:unhideWhenUsed="0" w:uiPriority="0" w:semiHidden="0" w:name="heading 6"/>
     <w:lsdException w:qFormat="1" w:uiPriority="0" w:name="heading 7"/>
     <w:lsdException w:qFormat="1" w:uiPriority="0" w:name="heading 8"/>
     <w:lsdException w:qFormat="1" w:uiPriority="0" w:name="heading 9"/>
@@ -1990,7 +1994,7 @@
     <w:lsdException w:unhideWhenUsed="0" w:uiPriority="0" w:semiHidden="0" w:name="Document Map"/>
     <w:lsdException w:unhideWhenUsed="0" w:uiPriority="0" w:semiHidden="0" w:name="Plain Text"/>
     <w:lsdException w:unhideWhenUsed="0" w:uiPriority="0" w:semiHidden="0" w:name="E-mail Signature"/>
-    <w:lsdException w:unhideWhenUsed="0" w:uiPriority="0" w:semiHidden="0" w:name="Normal (Web)"/>
+    <w:lsdException w:qFormat="1" w:unhideWhenUsed="0" w:uiPriority="0" w:semiHidden="0" w:name="Normal (Web)"/>
     <w:lsdException w:unhideWhenUsed="0" w:uiPriority="0" w:semiHidden="0" w:name="HTML Acronym"/>
     <w:lsdException w:unhideWhenUsed="0" w:uiPriority="0" w:semiHidden="0" w:name="HTML Address"/>
     <w:lsdException w:unhideWhenUsed="0" w:uiPriority="0" w:semiHidden="0" w:name="HTML Cite"/>
@@ -2253,6 +2257,7 @@
     <w:name w:val="heading 6"/>
     <w:basedOn w:val="1"/>
     <w:next w:val="1"/>
+    <w:qFormat/>
     <w:uiPriority w:val="0"/>
     <w:pPr>
       <w:keepNext/>
@@ -2290,6 +2295,7 @@
   <w:style w:type="paragraph" w:styleId="10">
     <w:name w:val="Normal (Web)"/>
     <w:basedOn w:val="1"/>
+    <w:qFormat/>
     <w:uiPriority w:val="0"/>
     <w:rPr>
       <w:sz w:val="24"/>
